--- a/companies/calderwood-partners/Engagements/Pacheco-Casey/2014.10.31 - Status Report - Pacheco-Casey v2 FINAL (copy).docx
+++ b/companies/calderwood-partners/Engagements/Pacheco-Casey/2014.10.31 - Status Report - Pacheco-Casey v2 FINAL (copy).docx
@@ -7,12 +7,12 @@
         <w:pStyle w:val="Heading1"/>
       </w:pPr>
       <w:r>
-        <w:t>Procurement Transformation for Pacheco-Casey: Status Report</w:t>
+        <w:t>Status Report: Procurement Transformation for Pacheco-Casey</w:t>
       </w:r>
     </w:p>
     <w:p>
       <w:r>
-        <w:t>Prepared by Matthew Parrish, Research Associate, Advisory. This note sets out the state of the procurement transformation for the Pacheco-Casey leadership team as the engagement moves into its closing weeks. It covers where the work now stands, what was completed this period, what remains before we hand the program over, and the open items that still need the client's attention. The picture is straightforward: the analytical work is essentially done, the sourcing has delivered, and what is left is finishing the report, closing two categories, and transferring ownership to the client's own team.</w:t>
+        <w:t>Prepared by Matthew Parrish of our Advisory practice for the client executive, covering the reporting period that closes out the analytical work on the Pacheco-Casey procurement transformation, with the spend data assembled by Daniel Leach and the operating-model and savings case drafted by Brenda Rodriguez.</w:t>
       </w:r>
     </w:p>
     <w:p>
@@ -20,12 +20,12 @@
         <w:pStyle w:val="Heading2"/>
       </w:pPr>
       <w:r>
-        <w:t>Where the engagement stands</w:t>
+        <w:t>Where the Engagement Now Stands</w:t>
       </w:r>
     </w:p>
     <w:p>
       <w:r>
-        <w:t>The core work of the engagement is complete. Spend across the categories in scope has been mapped, cleaned, and agreed as a baseline; category strategies are set; and the sourcing waves that carried the bulk of the addressable spend have run. What remains is narrow and well understood, and none of it changes the direction of the recommendations. Fees invoiced against the fixed engagement fee of $110,500 remain in line with the plan, with the balance reserved for the recommendations report and the implementation-planning sessions still on the calendar. There is no expectation of a change to scope or fee before close.</w:t>
+        <w:t>The conclusion I would put at the head of this report is that the procurement transformation is substantially finished: the analysis your team engaged us to run is complete, the recommendations that came out of it have been drafted and reviewed, and the work still in front of us is the ordered set of closing tasks that turns a finished analysis into a package your procurement organization can act on without us on the line. I have kept the account below to what the evidence will carry, marked the two or three figures that are still settling as still settling, and laid the report out in the order these things matter: what we finished in this period, how the work stands against the fee, what remains to close the engagement, and the items I am still watching.</w:t>
       </w:r>
     </w:p>
     <w:p>
@@ -33,12 +33,12 @@
         <w:pStyle w:val="Heading2"/>
       </w:pPr>
       <w:r>
-        <w:t>Completed this period</w:t>
+        <w:t>Completed in This Reporting Period</w:t>
       </w:r>
     </w:p>
     <w:p>
       <w:r>
-        <w:t>The following closed since the previous report:</w:t>
+        <w:t>Three pieces of work closed in this period, and I set them down in the order they were finished so that your team can see where the ground is now firm.</w:t>
       </w:r>
     </w:p>
     <w:p>
@@ -46,7 +46,7 @@
         <w:pStyle w:val="ListBullet"/>
       </w:pPr>
       <w:r>
-        <w:t>Baseline sign-off. Brenda Rodriguez reconciled the last two source systems against the general ledger, and the consolidated spend baseline is now the agreed reference for every savings claim in the program. No later analysis reopens it.</w:t>
+        <w:t>1. The spend baseline that Daniel Leach built line by line from the purchasing and accounts-payable records your team sent across was reconciled a final time against the general ledger, so that every category figure the recommendations rest on can be traced back to a transaction rather than to our reconstruction of one, and the small set of coding discrepancies we flagged last period were resolved directly with your finance group rather than carried forward under a note.</w:t>
       </w:r>
     </w:p>
     <w:p>
@@ -54,7 +54,7 @@
         <w:pStyle w:val="ListBullet"/>
       </w:pPr>
       <w:r>
-        <w:t>Sourcing complete for indirect and MRO, professional services, and packaging. Contracts are signed and effective, and the transition schedules are in the hands of the internal owners who will run them.</w:t>
+        <w:t>2. The supplier and category benchmarking that I have run across the engagement was closed against its full set of comparators, and in the two places where a benchmark read cleaner than its inputs deserved I held the figure back until I could see how the comparator number had been built, since a benchmark nobody can explain is of no use to the people who will later have to defend the savings it implies.</w:t>
       </w:r>
     </w:p>
     <w:p>
@@ -62,7 +62,33 @@
         <w:pStyle w:val="ListBullet"/>
       </w:pPr>
       <w:r>
-        <w:t>Category playbooks delivered for each area in scope. Each documents the sourcing approach, the awarded suppliers, and the terms the client will have to hold to for the savings to be real rather than nominal.</w:t>
+        <w:t>3. Brenda Rodriguez completed the target procurement operating model and the savings case that sits on top of it, drawing a line between the savings that follow structurally from consolidating spend and renegotiating terms and those that depend on commercial decisions your organization has not yet taken, and drafting each so a reader can tell which of the two he is looking at.</w:t>
+      </w:r>
+    </w:p>
+    <w:p>
+      <w:pPr>
+        <w:pStyle w:val="Heading2"/>
+      </w:pPr>
+      <w:r>
+        <w:t>The Fee Against Work Delivered</w:t>
+      </w:r>
+    </w:p>
+    <w:p>
+      <w:r>
+        <w:t>The engagement has been carried against a fixed fee of $110,500, and as of this report very nearly the whole of that fee has been earned, which squares with the share of the work now behind us; the closing tasks set out below fall inside the fee as it stands, and I do not expect to come back to you for more, since nothing now open widens the scope in a way the plan did not already account for.</w:t>
+      </w:r>
+    </w:p>
+    <w:p>
+      <w:pPr>
+        <w:pStyle w:val="Heading2"/>
+      </w:pPr>
+      <w:r>
+        <w:t>Remaining Work to Close the Engagement</w:t>
+      </w:r>
+    </w:p>
+    <w:p>
+      <w:r>
+        <w:t>What is left is a short, ordered list of closing tasks rather than any open analytical question, set out in the sequence we will work them.</w:t>
       </w:r>
     </w:p>
     <w:p>
@@ -70,7 +96,7 @@
         <w:pStyle w:val="ListBullet"/>
       </w:pPr>
       <w:r>
-        <w:t>First full draft of the implementation roadmap, sequencing the remaining supplier transitions against the policy and process changes that have to move with them.</w:t>
+        <w:t>1. Brenda Rodriguez will finalize the recommendation and the savings case, folding in the last comments your category leads have returned, and will carry the two figures that are still firming up as ranges rather than points until their inputs are settled, so that nothing in the document reads as more certain than the data under it.</w:t>
       </w:r>
     </w:p>
     <w:p>
@@ -78,7 +104,15 @@
         <w:pStyle w:val="ListBullet"/>
       </w:pPr>
       <w:r>
-        <w:t>Working sessions held with the category owners on each completed area, so that the people who will live with the new contracts have seen the reasoning behind them and not only the outcome.</w:t>
+        <w:t>2. Daniel Leach will assemble the supporting workpapers into a single handover file, documented to the standard he keeps, so that your procurement team can retrace any figure back to its source without one of us to walk them through it after we have gone.</w:t>
+      </w:r>
+    </w:p>
+    <w:p>
+      <w:pPr>
+        <w:pStyle w:val="ListBullet"/>
+      </w:pPr>
+      <w:r>
+        <w:t>3. I will run the final read of the benchmarking appendix against the recommendation itself, confirming that no savings figure quoted in the body outruns the comparator evidence set out behind it, before the package goes to your executive for the closing review.</w:t>
       </w:r>
     </w:p>
     <w:p>
@@ -86,277 +120,46 @@
         <w:pStyle w:val="Heading2"/>
       </w:pPr>
       <w:r>
-        <w:t>Category status</w:t>
-      </w:r>
-    </w:p>
-    <w:tbl>
-      <w:tblPr>
-        <w:tblStyle w:val="TableGrid"/>
-        <w:tblW w:type="auto" w:w="0"/>
-        <w:tblLook w:firstColumn="1" w:firstRow="1" w:lastColumn="0" w:lastRow="0" w:noHBand="0" w:noVBand="1" w:val="04A0"/>
-      </w:tblPr>
-      <w:tblGrid>
-        <w:gridCol w:w="2880"/>
-        <w:gridCol w:w="2880"/>
-        <w:gridCol w:w="2880"/>
-      </w:tblGrid>
-      <w:tr>
-        <w:tc>
-          <w:tcPr>
-            <w:tcW w:type="dxa" w:w="2880"/>
-          </w:tcPr>
-          <w:p>
-            <w:r>
-              <w:rPr>
-                <w:b/>
-              </w:rPr>
-              <w:t>Category</w:t>
-            </w:r>
-          </w:p>
-        </w:tc>
-        <w:tc>
-          <w:tcPr>
-            <w:tcW w:type="dxa" w:w="2880"/>
-          </w:tcPr>
-          <w:p>
-            <w:r>
-              <w:rPr>
-                <w:b/>
-              </w:rPr>
-              <w:t>Status</w:t>
-            </w:r>
-          </w:p>
-        </w:tc>
-        <w:tc>
-          <w:tcPr>
-            <w:tcW w:type="dxa" w:w="2880"/>
-          </w:tcPr>
-          <w:p>
-            <w:r>
-              <w:rPr>
-                <w:b/>
-              </w:rPr>
-              <w:t>Notes</w:t>
-            </w:r>
-          </w:p>
-        </w:tc>
-      </w:tr>
-      <w:tr>
-        <w:tc>
-          <w:tcPr>
-            <w:tcW w:type="dxa" w:w="2880"/>
-          </w:tcPr>
-          <w:p>
-            <w:r>
-              <w:t>Indirect and MRO</w:t>
-            </w:r>
-          </w:p>
-        </w:tc>
-        <w:tc>
-          <w:tcPr>
-            <w:tcW w:type="dxa" w:w="2880"/>
-          </w:tcPr>
-          <w:p>
-            <w:r>
-              <w:t>Complete</w:t>
-            </w:r>
-          </w:p>
-        </w:tc>
-        <w:tc>
-          <w:tcPr>
-            <w:tcW w:type="dxa" w:w="2880"/>
-          </w:tcPr>
-          <w:p>
-            <w:r>
-              <w:t>Contracts signed; transition underway</w:t>
-            </w:r>
-          </w:p>
-        </w:tc>
-      </w:tr>
-      <w:tr>
-        <w:tc>
-          <w:tcPr>
-            <w:tcW w:type="dxa" w:w="2880"/>
-          </w:tcPr>
-          <w:p>
-            <w:r>
-              <w:t>Professional services</w:t>
-            </w:r>
-          </w:p>
-        </w:tc>
-        <w:tc>
-          <w:tcPr>
-            <w:tcW w:type="dxa" w:w="2880"/>
-          </w:tcPr>
-          <w:p>
-            <w:r>
-              <w:t>Complete</w:t>
-            </w:r>
-          </w:p>
-        </w:tc>
-        <w:tc>
-          <w:tcPr>
-            <w:tcW w:type="dxa" w:w="2880"/>
-          </w:tcPr>
-          <w:p>
-            <w:r>
-              <w:t>Consolidated to a shorter panel</w:t>
-            </w:r>
-          </w:p>
-        </w:tc>
-      </w:tr>
-      <w:tr>
-        <w:tc>
-          <w:tcPr>
-            <w:tcW w:type="dxa" w:w="2880"/>
-          </w:tcPr>
-          <w:p>
-            <w:r>
-              <w:t>Packaging</w:t>
-            </w:r>
-          </w:p>
-        </w:tc>
-        <w:tc>
-          <w:tcPr>
-            <w:tcW w:type="dxa" w:w="2880"/>
-          </w:tcPr>
-          <w:p>
-            <w:r>
-              <w:t>Complete</w:t>
-            </w:r>
-          </w:p>
-        </w:tc>
-        <w:tc>
-          <w:tcPr>
-            <w:tcW w:type="dxa" w:w="2880"/>
-          </w:tcPr>
-          <w:p>
-            <w:r>
-              <w:t>Awarded; ramp scheduled with the sites</w:t>
-            </w:r>
-          </w:p>
-        </w:tc>
-      </w:tr>
-      <w:tr>
-        <w:tc>
-          <w:tcPr>
-            <w:tcW w:type="dxa" w:w="2880"/>
-          </w:tcPr>
-          <w:p>
-            <w:r>
-              <w:t>Logistics and freight</w:t>
-            </w:r>
-          </w:p>
-        </w:tc>
-        <w:tc>
-          <w:tcPr>
-            <w:tcW w:type="dxa" w:w="2880"/>
-          </w:tcPr>
-          <w:p>
-            <w:r>
-              <w:t>In negotiation</w:t>
-            </w:r>
-          </w:p>
-        </w:tc>
-        <w:tc>
-          <w:tcPr>
-            <w:tcW w:type="dxa" w:w="2880"/>
-          </w:tcPr>
-          <w:p>
-            <w:r>
-              <w:t>Two carriers outstanding; expected to close before the final report</w:t>
-            </w:r>
-          </w:p>
-        </w:tc>
-      </w:tr>
-      <w:tr>
-        <w:tc>
-          <w:tcPr>
-            <w:tcW w:type="dxa" w:w="2880"/>
-          </w:tcPr>
-          <w:p>
-            <w:r>
-              <w:t>IT and telecom</w:t>
-            </w:r>
-          </w:p>
-        </w:tc>
-        <w:tc>
-          <w:tcPr>
-            <w:tcW w:type="dxa" w:w="2880"/>
-          </w:tcPr>
-          <w:p>
-            <w:r>
-              <w:t>Out of scope</w:t>
-            </w:r>
-          </w:p>
-        </w:tc>
-        <w:tc>
-          <w:tcPr>
-            <w:tcW w:type="dxa" w:w="2880"/>
-          </w:tcPr>
-          <w:p>
-            <w:r>
-              <w:t>Held for a later phase; not in this engagement</w:t>
-            </w:r>
-          </w:p>
-        </w:tc>
-      </w:tr>
-    </w:tbl>
-    <w:p>
-      <w:pPr>
-        <w:pStyle w:val="Heading2"/>
-      </w:pPr>
-      <w:r>
-        <w:t>Operating model and process</w:t>
+        <w:t>Items I Am Still Watching</w:t>
       </w:r>
     </w:p>
     <w:p>
       <w:r>
-        <w:t>Alongside the sourcing, the engagement set out to leave the client with a procurement function that could hold the savings without us. That work is largely delivered. A revised approval policy, a standard sourcing process for spend above the agreed thresholds, and a simple category-ownership map have all been drafted and reviewed with the procurement lead. The intent throughout has been to match the process to the size of the function and not import something heavier than the team can run. The one piece still open is the savings tracker: the structure is built and populated from the baseline, but it will not become the client's own record until the handoff sessions, which are scheduled alongside the final report.</w:t>
+        <w:t>The engagement is where it should be at this stage, and none of what follows changes that read; I name these three items because they are the ones most likely to move a number before the closing review, and each is flagged here while there is still room to settle it.</w:t>
       </w:r>
     </w:p>
     <w:p>
       <w:pPr>
-        <w:pStyle w:val="Heading2"/>
+        <w:pStyle w:val="ListBullet"/>
       </w:pPr>
       <w:r>
-        <w:t>Remaining before close</w:t>
+        <w:t>1. Two of the savings figures in the case still rest on supplier inputs that have not been fully confirmed, and while I expect both to hold within the range Brenda Rodriguez has quoted, I have asked that they travel to the closing review as ranges and not as single numbers until the confirmations are in hand.</w:t>
+      </w:r>
+    </w:p>
+    <w:p>
+      <w:pPr>
+        <w:pStyle w:val="ListBullet"/>
+      </w:pPr>
+      <w:r>
+        <w:t>2. A portion of the most recent quarter's purchasing data reached us later than the rest and has not yet been reconciled to the same standard as the baseline; Daniel Leach is squaring it now, and I do not expect it to move the category totals, but I will not sign off on the appendix until it has been reconciled against the ledger exactly as the earlier data was.</w:t>
+      </w:r>
+    </w:p>
+    <w:p>
+      <w:pPr>
+        <w:pStyle w:val="ListBullet"/>
+      </w:pPr>
+      <w:r>
+        <w:t>3. The savings the case attributes to renegotiated payment and volume terms turn on commercial decisions that are yours to make and not ours to assume, and we have written them into the document as available rather than booked, so that the number your executive carries forward is one the organization can stand behind.</w:t>
       </w:r>
     </w:p>
     <w:p>
       <w:r>
-        <w:t>Three things stand between here and completion. The recommendations report is in drafting and will go to the client executive with a full read of the savings secured, the operating-model changes, and the governance needed to keep the gains. The two open categories, logistics and freight, are in final negotiation and are expected to close within the remaining sessions. And the savings tracker and category playbooks will be handed to the client's procurement team, so that ownership of the program sits inside Pacheco-Casey and not with us once the engagement ends.</w:t>
-      </w:r>
-    </w:p>
-    <w:p>
-      <w:pPr>
-        <w:pStyle w:val="Heading2"/>
-      </w:pPr>
-      <w:r>
-        <w:t>Open items and risks</w:t>
+        <w:t>We will bring the finished recommendation, the savings case, and the handover file to the closing review, with the open figures marked plainly as open, and I am glad to take any of your team through the benchmarking behind a given number ahead of that session. The one thing I will ask of your side this period is that your category leads return the last of their comments on the draft recommendation, since Brenda Rodriguez cannot close the document until they are in, and once they are the transformation can be brought to its close on the schedule we set with your team.</w:t>
       </w:r>
     </w:p>
     <w:p>
       <w:r>
-        <w:t>The freight spend at two of the client's sites is not yet fully reconciled. Daniel Leach has the data request outstanding with those sites, and until the source files arrive that spend is carried as unverified and flagged as such in the model. It does not change the direction of the recommendation, but a portion of the freight baseline stays provisional until the data lands, and it is noted here so that no one takes the freight figures as final before then.</w:t>
-      </w:r>
-    </w:p>
-    <w:p>
-      <w:r>
-        <w:t>The larger risk is realization. A signed contract saves nothing until it is the one actually used, and spend drifting back to the prior suppliers is the ordinary way a program like this loses value after the advisors leave. The governance section of the final report addresses this directly, but the compliance and the tracking have to be owned inside the client's team for it to hold. Assigning that ownership before the engagement closes is the most useful single step the leadership can take in the time remaining.</w:t>
-      </w:r>
-    </w:p>
-    <w:p>
-      <w:pPr>
-        <w:pStyle w:val="Heading2"/>
-      </w:pPr>
-      <w:r>
-        <w:t>Before the final report</w:t>
-      </w:r>
-    </w:p>
-    <w:p>
-      <w:r>
-        <w:t>The next status note will accompany the recommendations report and will be the last of the engagement. Until then, the outstanding freight data and the two open negotiations are the threads to watch, and both are being tracked to the same close. Questions on anything in this note can come to me directly, or to Brenda Rodriguez on anything touching the savings baseline.</w:t>
+        <w:t>Prepared and submitted by Matthew Parrish, Research Associate, Calderwood Partners.</w:t>
       </w:r>
     </w:p>
     <w:sectPr>
